--- a/CARTIS2_Gebruikershandleiding.docx
+++ b/CARTIS2_Gebruikershandleiding.docx
@@ -1492,6 +1492,23 @@
       </w:r>
       <w:r>
         <w:t>Opent de notitie in bewerkingsmodus (vereist bewerkerrechten).</w:t>
+      </w:r>
+    </w:p>
+    <w:p>
+      <w:pPr>
+        <w:pStyle w:val="ListBullet"/>
+        <w:spacing w:after="40"/>
+        <w:ind w:left="360"/>
+      </w:pPr>
+      <w:r>
+        <w:rPr>
+          <w:b/>
+          <w:color w:val="1A3A5C"/>
+        </w:rPr>
+        <w:t xml:space="preserve">Houden (&lt;lijn&gt;):  </w:t>
+      </w:r>
+      <w:r>
+        <w:t>Dwingt de notitie zichtbaar te houden voor de huidige productielijn.</w:t>
       </w:r>
     </w:p>
     <w:p>

--- a/CARTIS2_Gebruikershandleiding.docx
+++ b/CARTIS2_Gebruikershandleiding.docx
@@ -1492,23 +1492,6 @@
       </w:r>
       <w:r>
         <w:t>Opent de notitie in bewerkingsmodus (vereist bewerkerrechten).</w:t>
-      </w:r>
-    </w:p>
-    <w:p>
-      <w:pPr>
-        <w:pStyle w:val="ListBullet"/>
-        <w:spacing w:after="40"/>
-        <w:ind w:left="360"/>
-      </w:pPr>
-      <w:r>
-        <w:rPr>
-          <w:b/>
-          <w:color w:val="1A3A5C"/>
-        </w:rPr>
-        <w:t xml:space="preserve">Houden (&lt;lijn&gt;):  </w:t>
-      </w:r>
-      <w:r>
-        <w:t>Dwingt de notitie zichtbaar te houden voor de huidige productielijn.</w:t>
       </w:r>
     </w:p>
     <w:p>
@@ -2553,7 +2536,7 @@
         <w:t xml:space="preserve">Automatische detectie:  </w:t>
       </w:r>
       <w:r>
-        <w:t>Klik op 'Zones detecteren' om zones automatisch te berekenen op basis van de geometrieën.</w:t>
+        <w:t>Klik op '⟳ Herbereken zones' om zones automatisch te berekenen op basis van de geometrieën.</w:t>
       </w:r>
     </w:p>
     <w:p>
@@ -2642,7 +2625,7 @@
         <w:t xml:space="preserve">Detectie:  </w:t>
       </w:r>
       <w:r>
-        <w:t>Klik op 'Producten detecteren' voor automatische detectie.</w:t>
+        <w:t>Klik op '⟳ Herbereken producten' voor automatische detectie.</w:t>
       </w:r>
     </w:p>
     <w:p>
@@ -3475,7 +3458,7 @@
         <w:ind w:left="360"/>
       </w:pPr>
       <w:r>
-        <w:t>Gebruik 'Vertalen' om automatisch een Engelse versie te genereren.</w:t>
+        <w:t>Gebruik 'Auto-vertalen NL → EN' om automatisch een Engelse versie te genereren.</w:t>
       </w:r>
     </w:p>
     <w:p>
@@ -4915,7 +4898,7 @@
         <w:spacing w:after="80"/>
       </w:pPr>
       <w:r>
-        <w:t>A: Klik op 'Zones detecteren' op de detailpagina van de melding. Er moet minstens één geometrie aanwezig zijn voor de detectie.</w:t>
+        <w:t>A: Klik op '⟳ Herbereken zones' op de detailpagina van de melding. Er moet minstens één geometrie aanwezig zijn voor de detectie.</w:t>
       </w:r>
     </w:p>
     <w:p>
@@ -4936,7 +4919,7 @@
         <w:spacing w:after="80"/>
       </w:pPr>
       <w:r>
-        <w:t>A: Open de taakdetailpagina, ga naar het BaZ-artikelenpaneel, open het artikel en klik op 'Vertalen'. De Engelse tekst wordt automatisch ingevuld.</w:t>
+        <w:t>A: Open de taakdetailpagina, ga naar het BaZ-artikelenpaneel, open het artikel en klik op 'Auto-vertalen NL → EN'. De Engelse tekst wordt automatisch ingevuld.</w:t>
       </w:r>
     </w:p>
     <w:p>
